--- a/lab1/Отчёт 1.docx
+++ b/lab1/Отчёт 1.docx
@@ -138,7 +138,21 @@
           <w:sz w:val="28"/>
           <w:szCs w:val="28"/>
         </w:rPr>
-        <w:t>Кафедра «»</w:t>
+        <w:t>Кафедра «</w:t>
+      </w:r>
+      <w:r>
+        <w:rPr>
+          <w:sz w:val="28"/>
+          <w:szCs w:val="28"/>
+        </w:rPr>
+        <w:t>Программная инженерия</w:t>
+      </w:r>
+      <w:r>
+        <w:rPr>
+          <w:sz w:val="28"/>
+          <w:szCs w:val="28"/>
+        </w:rPr>
+        <w:t>»</w:t>
       </w:r>
     </w:p>
     <w:p>
@@ -2201,7 +2215,6 @@
         <w:ind w:firstLine="708"/>
         <w:jc w:val="both"/>
         <w:rPr>
-          <w:rFonts w:hint="eastAsia"/>
           <w:lang w:eastAsia="ja-JP"/>
         </w:rPr>
       </w:pPr>
@@ -2695,7 +2708,7 @@
       </w:r>
       <w:r>
         <w:rPr>
-          <w:lang w:val="en-US" w:eastAsia="ja-JP"/>
+          <w:lang w:eastAsia="ja-JP"/>
         </w:rPr>
         <w:t xml:space="preserve">: </w:t>
       </w:r>
@@ -2707,7 +2720,7 @@
       </w:r>
       <w:r>
         <w:rPr>
-          <w:lang w:val="en-US" w:eastAsia="ja-JP"/>
+          <w:lang w:eastAsia="ja-JP"/>
         </w:rPr>
         <w:t xml:space="preserve"> (</w:t>
       </w:r>
@@ -2722,11 +2735,29 @@
         <w:rPr>
           <w:lang w:val="en-US" w:eastAsia="ja-JP"/>
         </w:rPr>
-        <w:t>rder_id)</w:t>
-      </w:r>
-      <w:r>
-        <w:rPr>
-          <w:lang w:val="en-US" w:eastAsia="ja-JP"/>
+        <w:t>rder</w:t>
+      </w:r>
+      <w:r>
+        <w:rPr>
+          <w:lang w:eastAsia="ja-JP"/>
+        </w:rPr>
+        <w:t>_</w:t>
+      </w:r>
+      <w:r>
+        <w:rPr>
+          <w:lang w:val="en-US" w:eastAsia="ja-JP"/>
+        </w:rPr>
+        <w:t>id</w:t>
+      </w:r>
+      <w:r>
+        <w:rPr>
+          <w:lang w:eastAsia="ja-JP"/>
+        </w:rPr>
+        <w:t>)</w:t>
+      </w:r>
+      <w:r>
+        <w:rPr>
+          <w:lang w:eastAsia="ja-JP"/>
         </w:rPr>
         <w:t xml:space="preserve">. </w:t>
       </w:r>
@@ -3519,7 +3550,7 @@
             <w:pPr>
               <w:jc w:val="center"/>
               <w:rPr>
-                <w:rFonts w:ascii="Consolas" w:hAnsi="Consolas" w:hint="eastAsia"/>
+                <w:rFonts w:ascii="Consolas" w:hAnsi="Consolas"/>
                 <w:sz w:val="24"/>
                 <w:szCs w:val="24"/>
                 <w:lang w:eastAsia="ja-JP"/>
@@ -3688,10 +3719,7 @@
               <w:jc w:val="center"/>
             </w:pPr>
             <w:r>
-              <w:t>Информация о п</w:t>
-            </w:r>
-            <w:r>
-              <w:t>родавце</w:t>
+              <w:t>Информация о продавце</w:t>
             </w:r>
           </w:p>
         </w:tc>
@@ -3951,7 +3979,7 @@
             <w:pPr>
               <w:jc w:val="center"/>
               <w:rPr>
-                <w:rFonts w:ascii="Consolas" w:hAnsi="Consolas" w:hint="eastAsia"/>
+                <w:rFonts w:ascii="Consolas" w:hAnsi="Consolas"/>
                 <w:sz w:val="24"/>
                 <w:szCs w:val="24"/>
                 <w:lang w:eastAsia="ja-JP"/>
@@ -4318,7 +4346,7 @@
             <w:pPr>
               <w:jc w:val="center"/>
               <w:rPr>
-                <w:rFonts w:ascii="Consolas" w:hAnsi="Consolas" w:hint="eastAsia"/>
+                <w:rFonts w:ascii="Consolas" w:hAnsi="Consolas"/>
                 <w:sz w:val="24"/>
                 <w:szCs w:val="24"/>
                 <w:lang w:eastAsia="ja-JP"/>
@@ -4486,7 +4514,6 @@
             <w:pPr>
               <w:jc w:val="center"/>
               <w:rPr>
-                <w:rFonts w:hint="eastAsia"/>
                 <w:lang w:eastAsia="ja-JP"/>
               </w:rPr>
             </w:pPr>
@@ -4576,10 +4603,7 @@
               <w:jc w:val="center"/>
             </w:pPr>
             <w:r>
-              <w:t xml:space="preserve">Идентификатор </w:t>
-            </w:r>
-            <w:r>
-              <w:t>категории</w:t>
+              <w:t>Идентификатор категории</w:t>
             </w:r>
           </w:p>
         </w:tc>
@@ -5093,7 +5117,7 @@
             <w:pPr>
               <w:jc w:val="center"/>
               <w:rPr>
-                <w:rFonts w:ascii="Consolas" w:hAnsi="Consolas" w:hint="eastAsia"/>
+                <w:rFonts w:ascii="Consolas" w:hAnsi="Consolas"/>
                 <w:sz w:val="24"/>
                 <w:szCs w:val="24"/>
                 <w:lang w:eastAsia="ja-JP"/>
@@ -5364,7 +5388,6 @@
     <w:p>
       <w:pPr>
         <w:rPr>
-          <w:rFonts w:hint="eastAsia"/>
           <w:lang w:eastAsia="ja-JP"/>
         </w:rPr>
       </w:pPr>
@@ -5467,7 +5490,7 @@
             <w:pPr>
               <w:jc w:val="center"/>
               <w:rPr>
-                <w:rFonts w:ascii="Consolas" w:hAnsi="Consolas" w:hint="eastAsia"/>
+                <w:rFonts w:ascii="Consolas" w:hAnsi="Consolas"/>
                 <w:sz w:val="24"/>
                 <w:szCs w:val="24"/>
                 <w:lang w:eastAsia="ja-JP"/>
@@ -5825,7 +5848,7 @@
             <w:pPr>
               <w:jc w:val="center"/>
               <w:rPr>
-                <w:rFonts w:ascii="Consolas" w:hAnsi="Consolas" w:hint="eastAsia"/>
+                <w:rFonts w:ascii="Consolas" w:hAnsi="Consolas"/>
                 <w:sz w:val="24"/>
                 <w:szCs w:val="24"/>
                 <w:lang w:eastAsia="ja-JP"/>
@@ -5961,7 +5984,7 @@
             <w:pPr>
               <w:jc w:val="center"/>
               <w:rPr>
-                <w:rFonts w:ascii="Consolas" w:hAnsi="Consolas" w:hint="eastAsia"/>
+                <w:rFonts w:ascii="Consolas" w:hAnsi="Consolas"/>
                 <w:sz w:val="24"/>
                 <w:szCs w:val="24"/>
               </w:rPr>
@@ -6069,7 +6092,6 @@
             <w:pPr>
               <w:jc w:val="center"/>
               <w:rPr>
-                <w:rFonts w:hint="eastAsia"/>
                 <w:lang w:eastAsia="ja-JP"/>
               </w:rPr>
             </w:pPr>
@@ -6181,7 +6203,7 @@
             <w:pPr>
               <w:jc w:val="center"/>
               <w:rPr>
-                <w:rFonts w:ascii="Consolas" w:hAnsi="Consolas" w:hint="eastAsia"/>
+                <w:rFonts w:ascii="Consolas" w:hAnsi="Consolas"/>
                 <w:sz w:val="24"/>
                 <w:szCs w:val="24"/>
                 <w:lang w:eastAsia="ja-JP"/>
@@ -6428,13 +6450,7 @@
               <w:jc w:val="center"/>
             </w:pPr>
             <w:r>
-              <w:t xml:space="preserve">Информация о </w:t>
-            </w:r>
-            <w:r>
-              <w:t>товар</w:t>
-            </w:r>
-            <w:r>
-              <w:t>е</w:t>
+              <w:t>Информация о товаре</w:t>
             </w:r>
           </w:p>
         </w:tc>
@@ -6505,15 +6521,7 @@
                 <w:sz w:val="24"/>
                 <w:szCs w:val="24"/>
               </w:rPr>
-              <w:t>NOT NULL</w:t>
-            </w:r>
-            <w:r>
-              <w:rPr>
-                <w:rFonts w:ascii="Consolas" w:hAnsi="Consolas"/>
-                <w:sz w:val="24"/>
-                <w:szCs w:val="24"/>
-              </w:rPr>
-              <w:t>, &gt; 0</w:t>
+              <w:t>NOT NULL, &gt; 0</w:t>
             </w:r>
           </w:p>
         </w:tc>
@@ -6710,7 +6718,7 @@
             <w:pPr>
               <w:jc w:val="center"/>
               <w:rPr>
-                <w:rFonts w:ascii="Consolas" w:hAnsi="Consolas" w:hint="eastAsia"/>
+                <w:rFonts w:ascii="Consolas" w:hAnsi="Consolas"/>
                 <w:sz w:val="24"/>
                 <w:szCs w:val="24"/>
                 <w:lang w:eastAsia="ja-JP"/>
@@ -7060,7 +7068,6 @@
     <w:p>
       <w:pPr>
         <w:rPr>
-          <w:rFonts w:hint="eastAsia"/>
           <w:lang w:eastAsia="ja-JP"/>
         </w:rPr>
       </w:pPr>
@@ -7254,7 +7261,7 @@
             <w:pPr>
               <w:jc w:val="center"/>
               <w:rPr>
-                <w:rFonts w:ascii="Consolas" w:hAnsi="Consolas" w:hint="eastAsia"/>
+                <w:rFonts w:ascii="Consolas" w:hAnsi="Consolas"/>
                 <w:sz w:val="24"/>
                 <w:szCs w:val="24"/>
                 <w:lang w:eastAsia="ja-JP"/>
@@ -7425,15 +7432,7 @@
                 <w:sz w:val="24"/>
                 <w:szCs w:val="24"/>
               </w:rPr>
-              <w:t xml:space="preserve">, </w:t>
-            </w:r>
-            <w:r>
-              <w:rPr>
-                <w:rFonts w:ascii="Consolas" w:hAnsi="Consolas"/>
-                <w:sz w:val="24"/>
-                <w:szCs w:val="24"/>
-              </w:rPr>
-              <w:t>&gt; 0</w:t>
+              <w:t>, &gt; 0</w:t>
             </w:r>
           </w:p>
         </w:tc>
@@ -7447,10 +7446,7 @@
               <w:jc w:val="center"/>
             </w:pPr>
             <w:r>
-              <w:t xml:space="preserve">Информация о </w:t>
-            </w:r>
-            <w:r>
-              <w:t>платеже</w:t>
+              <w:t>Информация о платеже</w:t>
             </w:r>
           </w:p>
         </w:tc>
@@ -7726,7 +7722,7 @@
             <w:pPr>
               <w:jc w:val="center"/>
               <w:rPr>
-                <w:rFonts w:ascii="Consolas" w:hAnsi="Consolas" w:hint="eastAsia"/>
+                <w:rFonts w:ascii="Consolas" w:hAnsi="Consolas"/>
                 <w:sz w:val="24"/>
                 <w:szCs w:val="24"/>
                 <w:lang w:eastAsia="ja-JP"/>
@@ -7889,10 +7885,7 @@
               <w:jc w:val="center"/>
             </w:pPr>
             <w:r>
-              <w:t xml:space="preserve">Идентификатор </w:t>
-            </w:r>
-            <w:r>
-              <w:t>пользователя</w:t>
+              <w:t>Идентификатор пользователя</w:t>
             </w:r>
           </w:p>
         </w:tc>
@@ -7906,7 +7899,7 @@
             <w:pPr>
               <w:jc w:val="center"/>
               <w:rPr>
-                <w:rFonts w:ascii="Consolas" w:hAnsi="Consolas" w:hint="eastAsia"/>
+                <w:rFonts w:ascii="Consolas" w:hAnsi="Consolas"/>
                 <w:sz w:val="24"/>
                 <w:szCs w:val="24"/>
                 <w:lang w:eastAsia="ja-JP"/>
@@ -8364,7 +8357,7 @@
             <w:pPr>
               <w:jc w:val="center"/>
               <w:rPr>
-                <w:rFonts w:ascii="Consolas" w:hAnsi="Consolas" w:hint="eastAsia"/>
+                <w:rFonts w:ascii="Consolas" w:hAnsi="Consolas"/>
                 <w:sz w:val="24"/>
                 <w:szCs w:val="24"/>
                 <w:lang w:eastAsia="ja-JP"/>
@@ -8501,7 +8494,7 @@
             <w:pPr>
               <w:jc w:val="center"/>
               <w:rPr>
-                <w:rFonts w:ascii="Consolas" w:hAnsi="Consolas" w:hint="eastAsia"/>
+                <w:rFonts w:ascii="Consolas" w:hAnsi="Consolas"/>
                 <w:sz w:val="24"/>
                 <w:szCs w:val="24"/>
                 <w:lang w:eastAsia="ja-JP"/>
@@ -8586,7 +8579,7 @@
             <w:pPr>
               <w:jc w:val="center"/>
               <w:rPr>
-                <w:rFonts w:ascii="Consolas" w:hAnsi="Consolas" w:hint="eastAsia"/>
+                <w:rFonts w:ascii="Consolas" w:hAnsi="Consolas"/>
                 <w:sz w:val="24"/>
                 <w:szCs w:val="24"/>
                 <w:lang w:eastAsia="ja-JP"/>
@@ -8925,7 +8918,7 @@
             <w:pPr>
               <w:jc w:val="center"/>
               <w:rPr>
-                <w:rFonts w:ascii="Consolas" w:hAnsi="Consolas" w:hint="eastAsia"/>
+                <w:rFonts w:ascii="Consolas" w:hAnsi="Consolas"/>
                 <w:sz w:val="24"/>
                 <w:szCs w:val="24"/>
                 <w:lang w:eastAsia="ja-JP"/>
@@ -9740,7 +9733,17 @@
           <w:szCs w:val="21"/>
           <w:lang w:val="en-US" w:eastAsia="ja-JP"/>
         </w:rPr>
-        <w:t xml:space="preserve">    phone </w:t>
+        <w:t xml:space="preserve">    </w:t>
+      </w:r>
+      <w:r>
+        <w:rPr>
+          <w:rFonts w:ascii="Cascadia Code" w:eastAsia="Times New Roman" w:hAnsi="Cascadia Code" w:cs="Times New Roman"/>
+          <w:color w:val="CCCCCC"/>
+          <w:sz w:val="21"/>
+          <w:szCs w:val="21"/>
+          <w:lang w:val="en-US" w:eastAsia="ja-JP"/>
+        </w:rPr>
+        <w:t xml:space="preserve">phone </w:t>
       </w:r>
       <w:r>
         <w:rPr>
@@ -10292,6 +10295,26 @@
           <w:lang w:val="en-US" w:eastAsia="ja-JP"/>
         </w:rPr>
         <w:t>NULL</w:t>
+      </w:r>
+      <w:r>
+        <w:rPr>
+          <w:rFonts w:ascii="Cascadia Code" w:eastAsia="Times New Roman" w:hAnsi="Cascadia Code" w:cs="Times New Roman"/>
+          <w:color w:val="CCCCCC"/>
+          <w:sz w:val="21"/>
+          <w:szCs w:val="21"/>
+          <w:lang w:val="en-US" w:eastAsia="ja-JP"/>
+        </w:rPr>
+        <w:t xml:space="preserve"> </w:t>
+      </w:r>
+      <w:r>
+        <w:rPr>
+          <w:rFonts w:ascii="Cascadia Code" w:eastAsia="Times New Roman" w:hAnsi="Cascadia Code" w:cs="Times New Roman"/>
+          <w:color w:val="569CD6"/>
+          <w:sz w:val="21"/>
+          <w:szCs w:val="21"/>
+          <w:lang w:val="en-US" w:eastAsia="ja-JP"/>
+        </w:rPr>
+        <w:t>UNIQUE</w:t>
       </w:r>
       <w:r>
         <w:rPr>
@@ -18502,7 +18525,6 @@
       <w:pPr>
         <w:ind w:firstLine="708"/>
         <w:rPr>
-          <w:rFonts w:hint="eastAsia"/>
           <w:lang w:eastAsia="ja-JP"/>
         </w:rPr>
       </w:pPr>
@@ -18632,7 +18654,6 @@
         <w:ind w:firstLine="708"/>
         <w:jc w:val="both"/>
         <w:rPr>
-          <w:rFonts w:hint="eastAsia"/>
           <w:lang w:eastAsia="ja-JP"/>
         </w:rPr>
       </w:pPr>
@@ -18862,7 +18883,6 @@
           <w:numId w:val="25"/>
         </w:numPr>
         <w:rPr>
-          <w:rFonts w:hint="eastAsia"/>
           <w:lang w:eastAsia="ja-JP"/>
         </w:rPr>
       </w:pPr>
@@ -18890,13 +18910,7 @@
         <w:ind w:firstLine="360"/>
       </w:pPr>
       <w:r>
-        <w:t xml:space="preserve">Нормализация – приведение данных к определённому стандарту. Она устраняет аномалии добавления, удаления и </w:t>
-      </w:r>
-      <w:r>
-        <w:t>модификации</w:t>
-      </w:r>
-      <w:r>
-        <w:t>.</w:t>
+        <w:t>Нормализация – приведение данных к определённому стандарту. Она устраняет аномалии добавления, удаления и модификации.</w:t>
       </w:r>
     </w:p>
     <w:p>
@@ -19057,7 +19071,6 @@
       <w:pPr>
         <w:ind w:firstLine="708"/>
         <w:rPr>
-          <w:rFonts w:hint="eastAsia"/>
           <w:lang w:eastAsia="ja-JP"/>
         </w:rPr>
       </w:pPr>
